--- a/proposals/out/RoboAgentix-AWNAK-02-Commercial-Proposal-AR.docx
+++ b/proposals/out/RoboAgentix-AWNAK-02-Commercial-Proposal-AR.docx
@@ -20,21 +20,43 @@
           </w:tcPr>
           <w:p>
             <w:pPr>
-              <w:bidi w:val="1"/>
-              <w:spacing w:after="520"/>
-              <w:jc w:val="right"/>
-            </w:pPr>
-            <w:r/>
-            <w:r>
-              <w:rPr>
-                <w:rFonts w:ascii="Tajawal" w:hAnsi="Tajawal" w:cs="Tajawal"/>
-                <w:b/>
-                <w:color w:val="FFFFFF"/>
-                <w:sz w:val="40"/>
-                <w:szCs w:val="40"/>
-                <w:rtl w:val="1"/>
-              </w:rPr>
-              <w:t>RoboAgentix</w:t>
+              <w:spacing w:after="480"/>
+              <w:jc w:val="right"/>
+            </w:pPr>
+            <w:r/>
+            <w:r>
+              <w:drawing>
+                <wp:inline xmlns:a="http://schemas.openxmlformats.org/drawingml/2006/main" xmlns:pic="http://schemas.openxmlformats.org/drawingml/2006/picture">
+                  <wp:extent cx="2286000" cy="381311"/>
+                  <wp:docPr id="1" name="Picture 1"/>
+                  <wp:cNvGraphicFramePr>
+                    <a:graphicFrameLocks noChangeAspect="1"/>
+                  </wp:cNvGraphicFramePr>
+                  <a:graphic>
+                    <a:graphicData uri="http://schemas.openxmlformats.org/drawingml/2006/picture">
+                      <pic:pic>
+                        <pic:nvPicPr>
+                          <pic:cNvPr id="0" name="logo-light.png"/>
+                          <pic:cNvPicPr/>
+                        </pic:nvPicPr>
+                        <pic:blipFill>
+                          <a:blip r:embed="rId9"/>
+                          <a:stretch>
+                            <a:fillRect/>
+                          </a:stretch>
+                        </pic:blipFill>
+                        <pic:spPr>
+                          <a:xfrm>
+                            <a:off x="0" y="0"/>
+                            <a:ext cx="2286000" cy="381311"/>
+                          </a:xfrm>
+                          <a:prstGeom prst="rect"/>
+                        </pic:spPr>
+                      </pic:pic>
+                    </a:graphicData>
+                  </a:graphic>
+                </wp:inline>
+              </w:drawing>
             </w:r>
           </w:p>
           <w:p>
@@ -3335,7 +3357,7 @@
         <w:drawing>
           <wp:inline xmlns:a="http://schemas.openxmlformats.org/drawingml/2006/main" xmlns:pic="http://schemas.openxmlformats.org/drawingml/2006/picture">
             <wp:extent cx="6035040" cy="1850746"/>
-            <wp:docPr id="1" name="Picture 1"/>
+            <wp:docPr id="2" name="Picture 2"/>
             <wp:cNvGraphicFramePr>
               <a:graphicFrameLocks noChangeAspect="1"/>
             </wp:cNvGraphicFramePr>
@@ -3347,7 +3369,7 @@
                     <pic:cNvPicPr/>
                   </pic:nvPicPr>
                   <pic:blipFill>
-                    <a:blip r:embed="rId9"/>
+                    <a:blip r:embed="rId10"/>
                     <a:stretch>
                       <a:fillRect/>
                     </a:stretch>

--- a/proposals/out/RoboAgentix-AWNAK-02-Commercial-Proposal-AR.docx
+++ b/proposals/out/RoboAgentix-AWNAK-02-Commercial-Proposal-AR.docx
@@ -1066,7 +1066,7 @@
                 <w:szCs w:val="30"/>
                 <w:rtl w:val="1"/>
               </w:rPr>
-              <w:t>$13,500</w:t>
+              <w:t>$5,800</w:t>
             </w:r>
           </w:p>
         </w:tc>
@@ -5017,7 +5017,7 @@
                 <w:szCs w:val="17"/>
                 <w:rtl w:val="1"/>
               </w:rPr>
-              <w:t>1,200</w:t>
+              <w:t>520</w:t>
             </w:r>
           </w:p>
         </w:tc>
@@ -5119,7 +5119,7 @@
                 <w:szCs w:val="17"/>
                 <w:rtl w:val="1"/>
               </w:rPr>
-              <w:t>3,600</w:t>
+              <w:t>1,550</w:t>
             </w:r>
           </w:p>
         </w:tc>
@@ -5217,7 +5217,7 @@
                 <w:szCs w:val="17"/>
                 <w:rtl w:val="1"/>
               </w:rPr>
-              <w:t>3,000</w:t>
+              <w:t>1,300</w:t>
             </w:r>
           </w:p>
         </w:tc>
@@ -5319,7 +5319,7 @@
                 <w:szCs w:val="17"/>
                 <w:rtl w:val="1"/>
               </w:rPr>
-              <w:t>1,750</w:t>
+              <w:t>750</w:t>
             </w:r>
           </w:p>
         </w:tc>
@@ -5417,7 +5417,7 @@
                 <w:szCs w:val="17"/>
                 <w:rtl w:val="1"/>
               </w:rPr>
-              <w:t>450</w:t>
+              <w:t>190</w:t>
             </w:r>
           </w:p>
         </w:tc>
@@ -5495,7 +5495,7 @@
                 <w:szCs w:val="17"/>
                 <w:rtl w:val="1"/>
               </w:rPr>
-              <w:t>1,350</w:t>
+              <w:t>580</w:t>
             </w:r>
           </w:p>
         </w:tc>
@@ -5593,7 +5593,7 @@
                 <w:szCs w:val="17"/>
                 <w:rtl w:val="1"/>
               </w:rPr>
-              <w:t>200</w:t>
+              <w:t>90</w:t>
             </w:r>
           </w:p>
         </w:tc>
@@ -5695,7 +5695,7 @@
                 <w:szCs w:val="17"/>
                 <w:rtl w:val="1"/>
               </w:rPr>
-              <w:t>120</w:t>
+              <w:t>50</w:t>
             </w:r>
           </w:p>
         </w:tc>
@@ -5793,7 +5793,7 @@
                 <w:szCs w:val="17"/>
                 <w:rtl w:val="1"/>
               </w:rPr>
-              <w:t>220</w:t>
+              <w:t>95</w:t>
             </w:r>
           </w:p>
         </w:tc>
@@ -5895,7 +5895,7 @@
                 <w:szCs w:val="17"/>
                 <w:rtl w:val="1"/>
               </w:rPr>
-              <w:t>330</w:t>
+              <w:t>140</w:t>
             </w:r>
           </w:p>
         </w:tc>
@@ -5993,7 +5993,7 @@
                 <w:szCs w:val="17"/>
                 <w:rtl w:val="1"/>
               </w:rPr>
-              <w:t>130</w:t>
+              <w:t>55</w:t>
             </w:r>
           </w:p>
         </w:tc>
@@ -6095,7 +6095,7 @@
                 <w:szCs w:val="17"/>
                 <w:rtl w:val="1"/>
               </w:rPr>
-              <w:t>80</w:t>
+              <w:t>35</w:t>
             </w:r>
           </w:p>
         </w:tc>
@@ -6193,7 +6193,7 @@
                 <w:szCs w:val="17"/>
                 <w:rtl w:val="1"/>
               </w:rPr>
-              <w:t>150</w:t>
+              <w:t>65</w:t>
             </w:r>
           </w:p>
         </w:tc>
@@ -6295,7 +6295,7 @@
                 <w:szCs w:val="17"/>
                 <w:rtl w:val="1"/>
               </w:rPr>
-              <w:t>60</w:t>
+              <w:t>25</w:t>
             </w:r>
           </w:p>
         </w:tc>
@@ -6393,7 +6393,7 @@
                 <w:szCs w:val="17"/>
                 <w:rtl w:val="1"/>
               </w:rPr>
-              <w:t>60</w:t>
+              <w:t>25</w:t>
             </w:r>
           </w:p>
         </w:tc>
@@ -6495,7 +6495,7 @@
                 <w:szCs w:val="17"/>
                 <w:rtl w:val="1"/>
               </w:rPr>
-              <w:t>700</w:t>
+              <w:t>300</w:t>
             </w:r>
           </w:p>
         </w:tc>
@@ -6593,7 +6593,7 @@
                 <w:szCs w:val="17"/>
                 <w:rtl w:val="1"/>
               </w:rPr>
-              <w:t>300</w:t>
+              <w:t>130</w:t>
             </w:r>
           </w:p>
         </w:tc>
@@ -6695,7 +6695,7 @@
                 <w:szCs w:val="17"/>
                 <w:rtl w:val="1"/>
               </w:rPr>
-              <w:t>450</w:t>
+              <w:t>210</w:t>
             </w:r>
           </w:p>
         </w:tc>
@@ -6793,7 +6793,7 @@
                 <w:szCs w:val="17"/>
                 <w:rtl w:val="1"/>
               </w:rPr>
-              <w:t>550</w:t>
+              <w:t>200</w:t>
             </w:r>
           </w:p>
         </w:tc>
@@ -6895,7 +6895,7 @@
                 <w:szCs w:val="17"/>
                 <w:rtl w:val="1"/>
               </w:rPr>
-              <w:t>150</w:t>
+              <w:t>70</w:t>
             </w:r>
           </w:p>
         </w:tc>
@@ -6948,7 +6948,7 @@
                 <w:szCs w:val="17"/>
                 <w:rtl w:val="1"/>
               </w:rPr>
-              <w:t>$13,500</w:t>
+              <w:t>$5,800</w:t>
             </w:r>
           </w:p>
         </w:tc>
@@ -7157,7 +7157,7 @@
                 <w:szCs w:val="17"/>
                 <w:rtl w:val="1"/>
               </w:rPr>
-              <w:t>3,600</w:t>
+              <w:t>1,550</w:t>
             </w:r>
           </w:p>
         </w:tc>
@@ -7257,7 +7257,7 @@
                 <w:szCs w:val="17"/>
                 <w:rtl w:val="1"/>
               </w:rPr>
-              <w:t>3,000</w:t>
+              <w:t>1,300</w:t>
             </w:r>
           </w:p>
         </w:tc>
@@ -7282,7 +7282,7 @@
                 <w:szCs w:val="17"/>
                 <w:rtl w:val="1"/>
               </w:rPr>
-              <w:t>22.2%</w:t>
+              <w:t>22.4%</w:t>
             </w:r>
           </w:p>
         </w:tc>
@@ -7357,7 +7357,7 @@
                 <w:szCs w:val="17"/>
                 <w:rtl w:val="1"/>
               </w:rPr>
-              <w:t>1,750</w:t>
+              <w:t>750</w:t>
             </w:r>
           </w:p>
         </w:tc>
@@ -7381,7 +7381,7 @@
                 <w:szCs w:val="17"/>
                 <w:rtl w:val="1"/>
               </w:rPr>
-              <w:t>13.0%</w:t>
+              <w:t>12.9%</w:t>
             </w:r>
           </w:p>
         </w:tc>
@@ -7457,7 +7457,7 @@
                 <w:szCs w:val="17"/>
                 <w:rtl w:val="1"/>
               </w:rPr>
-              <w:t>1,350</w:t>
+              <w:t>580</w:t>
             </w:r>
           </w:p>
         </w:tc>
@@ -7557,7 +7557,7 @@
                 <w:szCs w:val="17"/>
                 <w:rtl w:val="1"/>
               </w:rPr>
-              <w:t>1,200</w:t>
+              <w:t>520</w:t>
             </w:r>
           </w:p>
         </w:tc>
@@ -7581,7 +7581,7 @@
                 <w:szCs w:val="17"/>
                 <w:rtl w:val="1"/>
               </w:rPr>
-              <w:t>8.9%</w:t>
+              <w:t>9.0%</w:t>
             </w:r>
           </w:p>
         </w:tc>
@@ -7657,7 +7657,7 @@
                 <w:szCs w:val="17"/>
                 <w:rtl w:val="1"/>
               </w:rPr>
-              <w:t>1,000</w:t>
+              <w:t>430</w:t>
             </w:r>
           </w:p>
         </w:tc>
@@ -7757,7 +7757,7 @@
                 <w:szCs w:val="17"/>
                 <w:rtl w:val="1"/>
               </w:rPr>
-              <w:t>450</w:t>
+              <w:t>210</w:t>
             </w:r>
           </w:p>
         </w:tc>
@@ -7781,7 +7781,7 @@
                 <w:szCs w:val="17"/>
                 <w:rtl w:val="1"/>
               </w:rPr>
-              <w:t>3.3%</w:t>
+              <w:t>3.6%</w:t>
             </w:r>
           </w:p>
         </w:tc>
@@ -7857,7 +7857,7 @@
                 <w:szCs w:val="17"/>
                 <w:rtl w:val="1"/>
               </w:rPr>
-              <w:t>550</w:t>
+              <w:t>200</w:t>
             </w:r>
           </w:p>
         </w:tc>
@@ -7882,7 +7882,7 @@
                 <w:szCs w:val="17"/>
                 <w:rtl w:val="1"/>
               </w:rPr>
-              <w:t>4.1%</w:t>
+              <w:t>3.5%</w:t>
             </w:r>
           </w:p>
         </w:tc>
@@ -7957,7 +7957,7 @@
                 <w:szCs w:val="17"/>
                 <w:rtl w:val="1"/>
               </w:rPr>
-              <w:t>450</w:t>
+              <w:t>190</w:t>
             </w:r>
           </w:p>
         </w:tc>
@@ -8057,7 +8057,7 @@
                 <w:szCs w:val="17"/>
                 <w:rtl w:val="1"/>
               </w:rPr>
-              <w:t>150</w:t>
+              <w:t>70</w:t>
             </w:r>
           </w:p>
         </w:tc>
@@ -8082,7 +8082,7 @@
                 <w:szCs w:val="17"/>
                 <w:rtl w:val="1"/>
               </w:rPr>
-              <w:t>1.1%</w:t>
+              <w:t>1.2%</w:t>
             </w:r>
           </w:p>
         </w:tc>
@@ -8159,7 +8159,7 @@
                 <w:szCs w:val="17"/>
                 <w:rtl w:val="1"/>
               </w:rPr>
-              <w:t>13,500</w:t>
+              <w:t>5,800</w:t>
             </w:r>
           </w:p>
         </w:tc>
@@ -8467,7 +8467,7 @@
                 <w:szCs w:val="17"/>
                 <w:rtl w:val="1"/>
               </w:rPr>
-              <w:t>1,250</w:t>
+              <w:t>530</w:t>
             </w:r>
           </w:p>
         </w:tc>
@@ -8568,7 +8568,7 @@
                 <w:szCs w:val="17"/>
                 <w:rtl w:val="1"/>
               </w:rPr>
-              <w:t>900</w:t>
+              <w:t>385</w:t>
             </w:r>
           </w:p>
         </w:tc>
@@ -8667,7 +8667,7 @@
                 <w:szCs w:val="17"/>
                 <w:rtl w:val="1"/>
               </w:rPr>
-              <w:t>850</w:t>
+              <w:t>365</w:t>
             </w:r>
           </w:p>
         </w:tc>
@@ -8768,7 +8768,7 @@
                 <w:szCs w:val="17"/>
                 <w:rtl w:val="1"/>
               </w:rPr>
-              <w:t>650</w:t>
+              <w:t>280</w:t>
             </w:r>
           </w:p>
         </w:tc>
@@ -8867,7 +8867,7 @@
                 <w:szCs w:val="17"/>
                 <w:rtl w:val="1"/>
               </w:rPr>
-              <w:t>620</w:t>
+              <w:t>265</w:t>
             </w:r>
           </w:p>
         </w:tc>
@@ -8968,7 +8968,7 @@
                 <w:szCs w:val="17"/>
                 <w:rtl w:val="1"/>
               </w:rPr>
-              <w:t>750</w:t>
+              <w:t>320</w:t>
             </w:r>
           </w:p>
         </w:tc>
@@ -9067,7 +9067,7 @@
                 <w:szCs w:val="17"/>
                 <w:rtl w:val="1"/>
               </w:rPr>
-              <w:t>700</w:t>
+              <w:t>300</w:t>
             </w:r>
           </w:p>
         </w:tc>
@@ -9168,7 +9168,7 @@
                 <w:szCs w:val="17"/>
                 <w:rtl w:val="1"/>
               </w:rPr>
-              <w:t>800</w:t>
+              <w:t>340</w:t>
             </w:r>
           </w:p>
         </w:tc>
@@ -9267,7 +9267,7 @@
                 <w:szCs w:val="17"/>
                 <w:rtl w:val="1"/>
               </w:rPr>
-              <w:t>600</w:t>
+              <w:t>255</w:t>
             </w:r>
           </w:p>
         </w:tc>
@@ -9368,7 +9368,7 @@
                 <w:szCs w:val="17"/>
                 <w:rtl w:val="1"/>
               </w:rPr>
-              <w:t>580</w:t>
+              <w:t>250</w:t>
             </w:r>
           </w:p>
         </w:tc>
@@ -9467,7 +9467,7 @@
                 <w:szCs w:val="17"/>
                 <w:rtl w:val="1"/>
               </w:rPr>
-              <w:t>520</w:t>
+              <w:t>220</w:t>
             </w:r>
           </w:p>
         </w:tc>
@@ -9568,7 +9568,7 @@
                 <w:szCs w:val="17"/>
                 <w:rtl w:val="1"/>
               </w:rPr>
-              <w:t>500</w:t>
+              <w:t>215</w:t>
             </w:r>
           </w:p>
         </w:tc>
@@ -9667,7 +9667,7 @@
                 <w:szCs w:val="17"/>
                 <w:rtl w:val="1"/>
               </w:rPr>
-              <w:t>460</w:t>
+              <w:t>195</w:t>
             </w:r>
           </w:p>
         </w:tc>
@@ -9768,7 +9768,7 @@
                 <w:szCs w:val="17"/>
                 <w:rtl w:val="1"/>
               </w:rPr>
-              <w:t>360</w:t>
+              <w:t>155</w:t>
             </w:r>
           </w:p>
         </w:tc>
@@ -9867,7 +9867,7 @@
                 <w:szCs w:val="17"/>
                 <w:rtl w:val="1"/>
               </w:rPr>
-              <w:t>330</w:t>
+              <w:t>140</w:t>
             </w:r>
           </w:p>
         </w:tc>
@@ -9968,7 +9968,7 @@
                 <w:szCs w:val="17"/>
                 <w:rtl w:val="1"/>
               </w:rPr>
-              <w:t>300</w:t>
+              <w:t>130</w:t>
             </w:r>
           </w:p>
         </w:tc>
@@ -10067,7 +10067,7 @@
                 <w:szCs w:val="17"/>
                 <w:rtl w:val="1"/>
               </w:rPr>
-              <w:t>830</w:t>
+              <w:t>355</w:t>
             </w:r>
           </w:p>
         </w:tc>
@@ -10144,7 +10144,7 @@
                 <w:szCs w:val="17"/>
                 <w:rtl w:val="1"/>
               </w:rPr>
-              <w:t>$11,000</w:t>
+              <w:t>$4,700</w:t>
             </w:r>
           </w:p>
         </w:tc>
@@ -11365,7 +11365,7 @@
                 <w:szCs w:val="17"/>
                 <w:rtl w:val="1"/>
               </w:rPr>
-              <w:t>$550</w:t>
+              <w:t>$200</w:t>
             </w:r>
           </w:p>
         </w:tc>
@@ -12237,7 +12237,7 @@
                 <w:szCs w:val="17"/>
                 <w:rtl w:val="1"/>
               </w:rPr>
-              <w:t>3,375</w:t>
+              <w:t>1,450</w:t>
             </w:r>
           </w:p>
         </w:tc>
@@ -12364,7 +12364,7 @@
                 <w:szCs w:val="17"/>
                 <w:rtl w:val="1"/>
               </w:rPr>
-              <w:t>2,700</w:t>
+              <w:t>1,160</w:t>
             </w:r>
           </w:p>
         </w:tc>
@@ -12486,7 +12486,7 @@
                 <w:szCs w:val="17"/>
                 <w:rtl w:val="1"/>
               </w:rPr>
-              <w:t>3,375</w:t>
+              <w:t>1,450</w:t>
             </w:r>
           </w:p>
         </w:tc>
@@ -12613,7 +12613,7 @@
                 <w:szCs w:val="17"/>
                 <w:rtl w:val="1"/>
               </w:rPr>
-              <w:t>2,700</w:t>
+              <w:t>1,160</w:t>
             </w:r>
           </w:p>
         </w:tc>
@@ -12735,7 +12735,7 @@
                 <w:szCs w:val="17"/>
                 <w:rtl w:val="1"/>
               </w:rPr>
-              <w:t>1,350</w:t>
+              <w:t>580</w:t>
             </w:r>
           </w:p>
         </w:tc>
@@ -12813,7 +12813,7 @@
                 <w:szCs w:val="17"/>
                 <w:rtl w:val="1"/>
               </w:rPr>
-              <w:t>$13,500</w:t>
+              <w:t>$5,800</w:t>
             </w:r>
           </w:p>
         </w:tc>
@@ -13754,7 +13754,7 @@
                 <w:szCs w:val="17"/>
                 <w:rtl w:val="1"/>
               </w:rPr>
-              <w:t>$100</w:t>
+              <w:t>$50</w:t>
             </w:r>
           </w:p>
         </w:tc>
@@ -13854,7 +13854,7 @@
                 <w:szCs w:val="17"/>
                 <w:rtl w:val="1"/>
               </w:rPr>
-              <w:t>$200</w:t>
+              <w:t>$100</w:t>
             </w:r>
           </w:p>
         </w:tc>
@@ -13954,7 +13954,7 @@
                 <w:szCs w:val="17"/>
                 <w:rtl w:val="1"/>
               </w:rPr>
-              <w:t>$360</w:t>
+              <w:t>$180</w:t>
             </w:r>
           </w:p>
         </w:tc>
@@ -14028,7 +14028,7 @@
           <w:szCs w:val="17"/>
           <w:rtl w:val="1"/>
         </w:rPr>
-        <w:t xml:space="preserve">الساعات غير المستهلكة تُرحَّل شهراً واحداً. الاستضافة تُجدَّد سنوياً بـ $550 تقديرياً حسب الحمل الفعلي. الباقات اختيارية ولا يُلزَم بها العقد الأساسي. </w:t>
+        <w:t xml:space="preserve">الساعات غير المستهلكة تُرحَّل شهراً واحداً. الاستضافة تُجدَّد سنوياً بـ $200 تقديرياً حسب الحمل الفعلي. الباقات اختيارية ولا يُلزَم بها العقد الأساسي. </w:t>
       </w:r>
     </w:p>
     <w:p>
@@ -14518,7 +14518,7 @@
                 <w:szCs w:val="17"/>
                 <w:rtl w:val="1"/>
               </w:rPr>
-              <w:t>$15</w:t>
+              <w:t>$8</w:t>
             </w:r>
           </w:p>
         </w:tc>
@@ -14745,7 +14745,7 @@
                 <w:szCs w:val="17"/>
                 <w:rtl w:val="1"/>
               </w:rPr>
-              <w:t>من $150</w:t>
+              <w:t>من $70</w:t>
             </w:r>
           </w:p>
         </w:tc>
